--- a/app/document_templates/ordem_servico.docx
+++ b/app/document_templates/ordem_servico.docx
@@ -170,7 +170,6 @@
                       <w:caps/>
                       <w:sz w:val="28"/>
                       <w:szCs w:val="28"/>
-                      <w:highlight w:val="yellow"/>
                     </w:rPr>
                     <w:t>{{ funcao }}</w:t>
                   </w:r>
@@ -223,7 +222,6 @@
               <w:rPr>
                 <w:rFonts w:cs="Arial" w:ascii="Arial" w:hAnsi="Arial"/>
                 <w:b/>
-                <w:highlight w:val="cyan"/>
               </w:rPr>
               <w:t>{{ razao_social }}</w:t>
             </w:r>
@@ -238,7 +236,6 @@
               <w:rPr>
                 <w:rFonts w:cs="Arial" w:ascii="Arial" w:hAnsi="Arial"/>
                 <w:b/>
-                <w:highlight w:val="cyan"/>
               </w:rPr>
               <w:t>{{ cnpj }}</w:t>
             </w:r>
@@ -290,14 +287,10 @@
           <w:p>
             <w:pPr>
               <w:pStyle w:val="Normal"/>
-              <w:rPr>
-                <w:highlight w:val="yellow"/>
-              </w:rPr>
-            </w:pPr>
-            <w:r>
-              <w:rPr>
-                <w:highlight w:val="yellow"/>
-              </w:rPr>
+              <w:rPr/>
+            </w:pPr>
+            <w:r>
+              <w:rPr/>
               <w:t>{{ funcao }}</w:t>
             </w:r>
           </w:p>
@@ -357,7 +350,6 @@
             <w:r>
               <w:rPr>
                 <w:rFonts w:cs="Arial" w:ascii="Arial" w:hAnsi="Arial"/>
-                <w:highlight w:val="yellow"/>
               </w:rPr>
               <w:t>{{ cbo }}</w:t>
             </w:r>
@@ -587,14 +579,11 @@
               <w:snapToGrid w:val="false"/>
               <w:ind w:end="284"/>
               <w:jc w:val="both"/>
-              <w:rPr>
-                <w:highlight w:val="red"/>
-              </w:rPr>
-            </w:pPr>
-            <w:r>
-              <w:rPr>
-                <w:rFonts w:cs="Arial" w:ascii="Arial" w:hAnsi="Arial"/>
-                <w:highlight w:val="red"/>
+              <w:rPr/>
+            </w:pPr>
+            <w:r>
+              <w:rPr>
+                <w:rFonts w:cs="Arial" w:ascii="Arial" w:hAnsi="Arial"/>
               </w:rPr>
               <w:t>{{ risco_fisico }}</w:t>
             </w:r>
@@ -662,14 +651,11 @@
               <w:snapToGrid w:val="false"/>
               <w:ind w:end="284"/>
               <w:jc w:val="both"/>
-              <w:rPr>
-                <w:highlight w:val="red"/>
-              </w:rPr>
-            </w:pPr>
-            <w:r>
-              <w:rPr>
-                <w:rFonts w:cs="Arial" w:ascii="Arial" w:hAnsi="Arial"/>
-                <w:highlight w:val="red"/>
+              <w:rPr/>
+            </w:pPr>
+            <w:r>
+              <w:rPr>
+                <w:rFonts w:cs="Arial" w:ascii="Arial" w:hAnsi="Arial"/>
               </w:rPr>
               <w:t>{{ risco_quimico }}</w:t>
             </w:r>
@@ -737,14 +723,11 @@
               <w:snapToGrid w:val="false"/>
               <w:ind w:end="284"/>
               <w:jc w:val="both"/>
-              <w:rPr>
-                <w:highlight w:val="red"/>
-              </w:rPr>
-            </w:pPr>
-            <w:r>
-              <w:rPr>
-                <w:rFonts w:cs="Arial" w:ascii="Arial" w:hAnsi="Arial"/>
-                <w:highlight w:val="red"/>
+              <w:rPr/>
+            </w:pPr>
+            <w:r>
+              <w:rPr>
+                <w:rFonts w:cs="Arial" w:ascii="Arial" w:hAnsi="Arial"/>
               </w:rPr>
               <w:t>{{ risco_biologico }}</w:t>
             </w:r>
@@ -812,14 +795,11 @@
               <w:snapToGrid w:val="false"/>
               <w:ind w:end="284"/>
               <w:jc w:val="both"/>
-              <w:rPr>
-                <w:highlight w:val="red"/>
-              </w:rPr>
-            </w:pPr>
-            <w:r>
-              <w:rPr>
-                <w:rFonts w:cs="Arial" w:ascii="Arial" w:hAnsi="Arial"/>
-                <w:highlight w:val="red"/>
+              <w:rPr/>
+            </w:pPr>
+            <w:r>
+              <w:rPr>
+                <w:rFonts w:cs="Arial" w:ascii="Arial" w:hAnsi="Arial"/>
               </w:rPr>
               <w:t>{{ risco_ergonomico }}</w:t>
             </w:r>
@@ -887,22 +867,17 @@
               <w:snapToGrid w:val="false"/>
               <w:ind w:end="284"/>
               <w:jc w:val="both"/>
-              <w:rPr>
-                <w:highlight w:val="red"/>
-              </w:rPr>
-            </w:pPr>
-            <w:r>
-              <w:rPr>
-                <w:rFonts w:cs="Arial" w:ascii="Arial" w:hAnsi="Arial"/>
-                <w:highlight w:val="red"/>
+              <w:rPr/>
+            </w:pPr>
+            <w:r>
+              <w:rPr>
+                <w:rFonts w:cs="Arial" w:ascii="Arial" w:hAnsi="Arial"/>
                 <w:lang w:eastAsia="pt-BR"/>
               </w:rPr>
               <w:t>{{ risco_acidentes }}</w:t>
             </w:r>
             <w:r>
-              <w:rPr>
-                <w:highlight w:val="red"/>
-              </w:rPr>
+              <w:rPr/>
             </w:r>
           </w:p>
         </w:tc>
@@ -1404,7 +1379,6 @@
                 <w:b/>
                 <w:sz w:val="18"/>
                 <w:szCs w:val="18"/>
-                <w:highlight w:val="yellow"/>
               </w:rPr>
               <w:t>{{ nome_funcionario }}</w:t>
             </w:r>
@@ -1489,7 +1463,6 @@
             <w:r>
               <w:rPr>
                 <w:rFonts w:cs="Arial" w:ascii="Arial" w:hAnsi="Arial"/>
-                <w:highlight w:val="yellow"/>
               </w:rPr>
               <w:t>{{ data_admissao }}</w:t>
             </w:r>
